--- a/Doc/宏修改方法.docx
+++ b/Doc/宏修改方法.docx
@@ -14,17 +14,22 @@
         </w:numPr>
         <w:suppressLineNumbers w:val="0"/>
         <w:ind w:left="425" w:leftChars="0" w:hanging="425" w:firstLineChars="0"/>
-        <w:rPr>
-          <w:rFonts w:hint="default"/>
-          <w:lang w:val="en-US" w:eastAsia="zh-CN"/>
-        </w:rPr>
-      </w:pPr>
-      <w:r>
-        <w:rPr>
-          <w:rFonts w:hint="eastAsia"/>
-          <w:lang w:val="en-US" w:eastAsia="zh-CN"/>
-        </w:rPr>
-        <w:t>启用双路 四路的宏vehicle_config</w:t>
+        <w:outlineLvl w:val="0"/>
+        <w:rPr>
+          <w:rFonts w:hint="default"/>
+          <w:sz w:val="28"/>
+          <w:szCs w:val="18"/>
+          <w:lang w:val="en-US" w:eastAsia="zh-CN"/>
+        </w:rPr>
+      </w:pPr>
+      <w:r>
+        <w:rPr>
+          <w:rFonts w:hint="eastAsia"/>
+          <w:sz w:val="28"/>
+          <w:szCs w:val="18"/>
+          <w:lang w:val="en-US" w:eastAsia="zh-CN"/>
+        </w:rPr>
+        <w:t>切换双路 四路的宏:BSP\vehicle_config</w:t>
       </w:r>
     </w:p>
     <w:p>
@@ -89,7 +94,7 @@
     <w:p>
       <w:pPr>
         <w:rPr>
-          <w:rFonts w:hint="default" w:eastAsiaTheme="minorEastAsia"/>
+          <w:rFonts w:hint="eastAsia"/>
           <w:lang w:val="en-US" w:eastAsia="zh-CN"/>
         </w:rPr>
       </w:pPr>
@@ -99,9 +104,485 @@
           <w:lang w:val="en-US" w:eastAsia="zh-CN"/>
         </w:rPr>
         <w:t>注意：启用双路时会空出来spi1给lcd使用；否则只能重映射spi3或者和陀螺仪共用spi2（不建议）</w:t>
+      </w:r>
+    </w:p>
+    <w:p>
+      <w:pPr>
+        <w:rPr>
+          <w:rFonts w:hint="default"/>
+          <w:lang w:val="en-US" w:eastAsia="zh-CN"/>
+        </w:rPr>
+      </w:pPr>
+      <w:r>
+        <w:rPr>
+          <w:rFonts w:hint="eastAsia"/>
+          <w:lang w:val="en-US" w:eastAsia="zh-CN"/>
+        </w:rPr>
+        <w:t>建议：启用四路时关闭APP\lcd_ui中的lcd使能。不要使用lcd功能</w:t>
+      </w:r>
+    </w:p>
+    <w:p>
+      <w:pPr>
+        <w:pStyle w:val="2"/>
+        <w:keepNext w:val="0"/>
+        <w:keepLines w:val="0"/>
+        <w:widowControl/>
+        <w:numPr>
+          <w:ilvl w:val="0"/>
+          <w:numId w:val="1"/>
+        </w:numPr>
+        <w:suppressLineNumbers w:val="0"/>
+        <w:ind w:left="425" w:leftChars="0" w:hanging="425" w:firstLineChars="0"/>
+        <w:outlineLvl w:val="0"/>
+        <w:rPr>
+          <w:rFonts w:hint="eastAsia"/>
+          <w:b/>
+          <w:sz w:val="28"/>
+          <w:szCs w:val="18"/>
+          <w:lang w:val="en-US" w:eastAsia="zh-CN"/>
+        </w:rPr>
+      </w:pPr>
+      <w:r>
+        <w:rPr>
+          <w:rFonts w:hint="eastAsia"/>
+          <w:b/>
+          <w:sz w:val="28"/>
+          <w:szCs w:val="18"/>
+          <w:lang w:val="en-US" w:eastAsia="zh-CN"/>
+        </w:rPr>
+        <w:t>切换无MCU or 有MCU灰度传感器：Driver\drv_gray_sensor</w:t>
+      </w:r>
+      <w:r>
+        <w:rPr>
+          <w:rFonts w:hint="eastAsia"/>
+          <w:b/>
+          <w:sz w:val="28"/>
+          <w:szCs w:val="18"/>
+          <w:lang w:val="en-US" w:eastAsia="zh-CN"/>
+        </w:rPr>
+        <w:tab/>
+      </w:r>
+    </w:p>
+    <w:p>
+      <w:pPr>
+        <w:tabs>
+          <w:tab w:val="left" w:pos="6141"/>
+        </w:tabs>
+        <w:rPr>
+          <w:rFonts w:hint="default"/>
+          <w:lang w:val="en-US" w:eastAsia="zh-CN"/>
+        </w:rPr>
+      </w:pPr>
+      <w:r>
+        <w:rPr>
+          <w:rFonts w:hint="default"/>
+          <w:lang w:val="en-US" w:eastAsia="zh-CN"/>
+        </w:rPr>
+        <w:t>#define GRAY_SENSOR_SOURCE_4051       0U</w:t>
+      </w:r>
+    </w:p>
+    <w:p>
+      <w:pPr>
+        <w:tabs>
+          <w:tab w:val="left" w:pos="6141"/>
+        </w:tabs>
+        <w:rPr>
+          <w:rFonts w:hint="default"/>
+          <w:lang w:val="en-US" w:eastAsia="zh-CN"/>
+        </w:rPr>
+      </w:pPr>
+      <w:r>
+        <w:rPr>
+          <w:rFonts w:hint="default"/>
+          <w:lang w:val="en-US" w:eastAsia="zh-CN"/>
+        </w:rPr>
+        <w:t>#define GRAY_SENSOR_SOURCE_MCU_I2C    1U</w:t>
+      </w:r>
+    </w:p>
+    <w:p>
+      <w:pPr>
+        <w:tabs>
+          <w:tab w:val="left" w:pos="6141"/>
+        </w:tabs>
+        <w:rPr>
+          <w:rFonts w:hint="default"/>
+          <w:lang w:val="en-US" w:eastAsia="zh-CN"/>
+        </w:rPr>
+      </w:pPr>
+    </w:p>
+    <w:p>
+      <w:pPr>
+        <w:tabs>
+          <w:tab w:val="left" w:pos="6141"/>
+        </w:tabs>
+        <w:rPr>
+          <w:rFonts w:hint="default"/>
+          <w:lang w:val="en-US" w:eastAsia="zh-CN"/>
+        </w:rPr>
+      </w:pPr>
+      <w:r>
+        <w:rPr>
+          <w:rFonts w:hint="default"/>
+          <w:lang w:val="en-US" w:eastAsia="zh-CN"/>
+        </w:rPr>
+        <w:t>#define GRAY_SENSOR_SOURCE            GRAY_SENSOR_SOURCE_MCU_I2C</w:t>
+      </w:r>
+    </w:p>
+    <w:p>
+      <w:pPr>
+        <w:pStyle w:val="2"/>
+        <w:keepNext w:val="0"/>
+        <w:keepLines w:val="0"/>
+        <w:widowControl/>
+        <w:numPr>
+          <w:ilvl w:val="0"/>
+          <w:numId w:val="1"/>
+        </w:numPr>
+        <w:suppressLineNumbers w:val="0"/>
+        <w:ind w:left="425" w:leftChars="0" w:hanging="425" w:firstLineChars="0"/>
+        <w:outlineLvl w:val="0"/>
+        <w:rPr>
+          <w:rFonts w:hint="default"/>
+          <w:b/>
+          <w:sz w:val="28"/>
+          <w:szCs w:val="18"/>
+          <w:lang w:val="en-US" w:eastAsia="zh-CN"/>
+        </w:rPr>
+      </w:pPr>
+      <w:r>
+        <w:rPr>
+          <w:rFonts w:hint="eastAsia"/>
+          <w:b/>
+          <w:sz w:val="28"/>
+          <w:szCs w:val="18"/>
+          <w:lang w:val="en-US" w:eastAsia="zh-CN"/>
+        </w:rPr>
+        <w:t>灰度传感器阈值的宏Algorithm\line_detect</w:t>
+      </w:r>
+    </w:p>
+    <w:p>
+      <w:pPr>
+        <w:tabs>
+          <w:tab w:val="left" w:pos="6141"/>
+        </w:tabs>
+        <w:rPr>
+          <w:rFonts w:hint="default"/>
+          <w:lang w:val="en-US" w:eastAsia="zh-CN"/>
+        </w:rPr>
+      </w:pPr>
+      <w:r>
+        <w:rPr>
+          <w:rFonts w:hint="default"/>
+          <w:lang w:val="en-US" w:eastAsia="zh-CN"/>
+        </w:rPr>
+        <w:t>#define LINE_DETECT_DEFAULT_THRESHOLD_0 751</w:t>
+      </w:r>
+    </w:p>
+    <w:p>
+      <w:pPr>
+        <w:tabs>
+          <w:tab w:val="left" w:pos="6141"/>
+        </w:tabs>
+        <w:rPr>
+          <w:rFonts w:hint="default"/>
+          <w:lang w:val="en-US" w:eastAsia="zh-CN"/>
+        </w:rPr>
+      </w:pPr>
+      <w:r>
+        <w:rPr>
+          <w:rFonts w:hint="default"/>
+          <w:lang w:val="en-US" w:eastAsia="zh-CN"/>
+        </w:rPr>
+        <w:t>#define LINE_DETECT_DEFAULT_THRESHOLD_1 1405</w:t>
+      </w:r>
+    </w:p>
+    <w:p>
+      <w:pPr>
+        <w:tabs>
+          <w:tab w:val="left" w:pos="6141"/>
+        </w:tabs>
+        <w:rPr>
+          <w:rFonts w:hint="default"/>
+          <w:lang w:val="en-US" w:eastAsia="zh-CN"/>
+        </w:rPr>
+      </w:pPr>
+      <w:r>
+        <w:rPr>
+          <w:rFonts w:hint="default"/>
+          <w:lang w:val="en-US" w:eastAsia="zh-CN"/>
+        </w:rPr>
+        <w:t>#define LINE_DETECT_DEFAULT_THRESHOLD_2 1942</w:t>
+      </w:r>
+    </w:p>
+    <w:p>
+      <w:pPr>
+        <w:tabs>
+          <w:tab w:val="left" w:pos="6141"/>
+        </w:tabs>
+        <w:rPr>
+          <w:rFonts w:hint="default"/>
+          <w:lang w:val="en-US" w:eastAsia="zh-CN"/>
+        </w:rPr>
+      </w:pPr>
+      <w:r>
+        <w:rPr>
+          <w:rFonts w:hint="default"/>
+          <w:lang w:val="en-US" w:eastAsia="zh-CN"/>
+        </w:rPr>
+        <w:t>#define LINE_DETECT_DEFAULT_THRESHOLD_3 2027</w:t>
+      </w:r>
+    </w:p>
+    <w:p>
+      <w:pPr>
+        <w:tabs>
+          <w:tab w:val="left" w:pos="6141"/>
+        </w:tabs>
+        <w:rPr>
+          <w:rFonts w:hint="default"/>
+          <w:lang w:val="en-US" w:eastAsia="zh-CN"/>
+        </w:rPr>
+      </w:pPr>
+      <w:r>
+        <w:rPr>
+          <w:rFonts w:hint="default"/>
+          <w:lang w:val="en-US" w:eastAsia="zh-CN"/>
+        </w:rPr>
+        <w:t>#define LINE_DETECT_DEFAULT_THRESHOLD_4 1928</w:t>
+      </w:r>
+    </w:p>
+    <w:p>
+      <w:pPr>
+        <w:tabs>
+          <w:tab w:val="left" w:pos="6141"/>
+        </w:tabs>
+        <w:rPr>
+          <w:rFonts w:hint="default"/>
+          <w:lang w:val="en-US" w:eastAsia="zh-CN"/>
+        </w:rPr>
+      </w:pPr>
+      <w:r>
+        <w:rPr>
+          <w:rFonts w:hint="default"/>
+          <w:lang w:val="en-US" w:eastAsia="zh-CN"/>
+        </w:rPr>
+        <w:t>#define LINE_DETECT_DEFAULT_THRESHOLD_5 1734</w:t>
+      </w:r>
+    </w:p>
+    <w:p>
+      <w:pPr>
+        <w:tabs>
+          <w:tab w:val="left" w:pos="6141"/>
+        </w:tabs>
+        <w:rPr>
+          <w:rFonts w:hint="default"/>
+          <w:lang w:val="en-US" w:eastAsia="zh-CN"/>
+        </w:rPr>
+      </w:pPr>
+      <w:r>
+        <w:rPr>
+          <w:rFonts w:hint="default"/>
+          <w:lang w:val="en-US" w:eastAsia="zh-CN"/>
+        </w:rPr>
+        <w:t>#define LINE_DETECT_DEFAULT_THRESHOLD_6 1742</w:t>
+      </w:r>
+    </w:p>
+    <w:p>
+      <w:pPr>
+        <w:tabs>
+          <w:tab w:val="left" w:pos="6141"/>
+        </w:tabs>
+        <w:rPr>
+          <w:rFonts w:hint="default"/>
+          <w:lang w:val="en-US" w:eastAsia="zh-CN"/>
+        </w:rPr>
+      </w:pPr>
+      <w:r>
+        <w:rPr>
+          <w:rFonts w:hint="default"/>
+          <w:lang w:val="en-US" w:eastAsia="zh-CN"/>
+        </w:rPr>
+        <w:t>#define LINE_DETECT_DEFAULT_THRESHOLD_7 1718</w:t>
+      </w:r>
+    </w:p>
+    <w:p>
+      <w:pPr>
+        <w:pStyle w:val="2"/>
+        <w:keepNext w:val="0"/>
+        <w:keepLines w:val="0"/>
+        <w:widowControl/>
+        <w:numPr>
+          <w:ilvl w:val="0"/>
+          <w:numId w:val="1"/>
+        </w:numPr>
+        <w:suppressLineNumbers w:val="0"/>
+        <w:ind w:left="425" w:leftChars="0" w:hanging="425" w:firstLineChars="0"/>
+        <w:outlineLvl w:val="0"/>
+        <w:rPr>
+          <w:rFonts w:hint="eastAsia"/>
+          <w:b/>
+          <w:sz w:val="28"/>
+          <w:szCs w:val="18"/>
+          <w:lang w:val="en-US" w:eastAsia="zh-CN"/>
+        </w:rPr>
+      </w:pPr>
+      <w:r>
+        <w:rPr>
+          <w:rFonts w:hint="eastAsia"/>
+          <w:b/>
+          <w:sz w:val="28"/>
+          <w:szCs w:val="18"/>
+          <w:lang w:val="en-US" w:eastAsia="zh-CN"/>
+        </w:rPr>
+        <w:t>启用和关闭LCD的宏：APP\lcd_ui</w:t>
+      </w:r>
+    </w:p>
+    <w:p>
+      <w:pPr>
+        <w:tabs>
+          <w:tab w:val="left" w:pos="6141"/>
+        </w:tabs>
+        <w:rPr>
+          <w:rFonts w:hint="default"/>
+          <w:lang w:val="en-US" w:eastAsia="zh-CN"/>
+        </w:rPr>
+      </w:pPr>
+      <w:r>
+        <w:rPr>
+          <w:rFonts w:hint="default"/>
+          <w:lang w:val="en-US" w:eastAsia="zh-CN"/>
+        </w:rPr>
+        <w:t>#define LCD_UI_ENABLE                1U</w:t>
+      </w:r>
+    </w:p>
+    <w:p>
+      <w:pPr>
+        <w:tabs>
+          <w:tab w:val="left" w:pos="6141"/>
+        </w:tabs>
+        <w:rPr>
+          <w:rFonts w:hint="default"/>
+          <w:lang w:val="en-US" w:eastAsia="zh-CN"/>
+        </w:rPr>
+      </w:pPr>
+      <w:r>
+        <w:rPr>
+          <w:rFonts w:hint="eastAsia"/>
+          <w:lang w:val="en-US" w:eastAsia="zh-CN"/>
+        </w:rPr>
+        <w:t>注意：要开启在循环中更新lcd还要注册</w:t>
+      </w:r>
+      <w:r>
+        <w:rPr>
+          <w:rStyle w:val="6"/>
+          <w:rFonts w:hint="eastAsia" w:cs="Times New Roman"/>
+          <w:lang w:val="en-US" w:eastAsia="zh-CN"/>
+        </w:rPr>
+        <w:t>LCD_Update</w:t>
+      </w:r>
+    </w:p>
+    <w:p>
+      <w:pPr>
+        <w:pStyle w:val="2"/>
+        <w:keepNext w:val="0"/>
+        <w:keepLines w:val="0"/>
+        <w:widowControl/>
+        <w:numPr>
+          <w:ilvl w:val="0"/>
+          <w:numId w:val="1"/>
+        </w:numPr>
+        <w:suppressLineNumbers w:val="0"/>
+        <w:ind w:left="425" w:leftChars="0" w:hanging="425" w:firstLineChars="0"/>
+        <w:outlineLvl w:val="0"/>
+        <w:rPr>
+          <w:rFonts w:hint="eastAsia"/>
+          <w:b/>
+          <w:sz w:val="28"/>
+          <w:szCs w:val="18"/>
+          <w:lang w:val="en-US" w:eastAsia="zh-CN"/>
+        </w:rPr>
+      </w:pPr>
+      <w:r>
+        <w:rPr>
+          <w:rFonts w:hint="eastAsia"/>
+          <w:b/>
+          <w:sz w:val="28"/>
+          <w:szCs w:val="18"/>
+          <w:lang w:val="en-US" w:eastAsia="zh-CN"/>
+        </w:rPr>
+        <w:t>启用和关闭OLED的宏：Driver\drv_oled_12c   APP\oled_ui</w:t>
+      </w:r>
+    </w:p>
+    <w:p>
+      <w:pPr>
+        <w:tabs>
+          <w:tab w:val="left" w:pos="6141"/>
+        </w:tabs>
+        <w:rPr>
+          <w:rFonts w:hint="default"/>
+          <w:lang w:val="en-US" w:eastAsia="zh-CN"/>
+        </w:rPr>
+      </w:pPr>
+      <w:r>
+        <w:rPr>
+          <w:rFonts w:hint="default"/>
+          <w:lang w:val="en-US" w:eastAsia="zh-CN"/>
+        </w:rPr>
+        <w:t>#define DRV_OLED_I2C_ENABLE          1U</w:t>
+      </w:r>
+    </w:p>
+    <w:p>
+      <w:pPr>
+        <w:tabs>
+          <w:tab w:val="left" w:pos="6141"/>
+        </w:tabs>
+        <w:rPr>
+          <w:rFonts w:hint="default"/>
+          <w:lang w:val="en-US" w:eastAsia="zh-CN"/>
+        </w:rPr>
+      </w:pPr>
+      <w:r>
+        <w:rPr>
+          <w:rFonts w:hint="default"/>
+          <w:lang w:val="en-US" w:eastAsia="zh-CN"/>
+        </w:rPr>
+        <w:t>#define OLED_UI_ENABLE               1U</w:t>
+      </w:r>
+    </w:p>
+    <w:p>
+      <w:pPr>
+        <w:tabs>
+          <w:tab w:val="left" w:pos="6141"/>
+        </w:tabs>
+        <w:rPr>
+          <w:rFonts w:hint="default"/>
+          <w:lang w:val="en-US" w:eastAsia="zh-CN"/>
+        </w:rPr>
+      </w:pPr>
+      <w:r>
+        <w:rPr>
+          <w:rFonts w:hint="eastAsia"/>
+          <w:lang w:val="en-US" w:eastAsia="zh-CN"/>
+        </w:rPr>
+        <w:t>注意：要开启在循环中更新oled还要注册</w:t>
+      </w:r>
+      <w:r>
+        <w:rPr>
+          <w:rStyle w:val="6"/>
+          <w:rFonts w:hint="eastAsia" w:cs="Times New Roman"/>
+          <w:lang w:val="en-US" w:eastAsia="zh-CN"/>
+        </w:rPr>
+        <w:t>L</w:t>
       </w:r>
       <w:bookmarkStart w:id="0" w:name="_GoBack"/>
       <w:bookmarkEnd w:id="0"/>
+      <w:r>
+        <w:rPr>
+          <w:rStyle w:val="6"/>
+          <w:rFonts w:hint="eastAsia" w:cs="Times New Roman"/>
+          <w:lang w:val="en-US" w:eastAsia="zh-CN"/>
+        </w:rPr>
+        <w:t>CD_Update</w:t>
+      </w:r>
     </w:p>
     <w:sectPr>
       <w:pgSz w:w="11906" w:h="16838"/>
@@ -245,10 +726,10 @@
     <w:lsdException w:unhideWhenUsed="0" w:uiPriority="0" w:semiHidden="0" w:name="HTML Acronym"/>
     <w:lsdException w:unhideWhenUsed="0" w:uiPriority="0" w:semiHidden="0" w:name="HTML Address"/>
     <w:lsdException w:unhideWhenUsed="0" w:uiPriority="0" w:semiHidden="0" w:name="HTML Cite"/>
-    <w:lsdException w:unhideWhenUsed="0" w:uiPriority="0" w:semiHidden="0" w:name="HTML Code"/>
+    <w:lsdException w:qFormat="1" w:unhideWhenUsed="0" w:uiPriority="0" w:semiHidden="0" w:name="HTML Code"/>
     <w:lsdException w:unhideWhenUsed="0" w:uiPriority="0" w:semiHidden="0" w:name="HTML Definition"/>
     <w:lsdException w:unhideWhenUsed="0" w:uiPriority="0" w:semiHidden="0" w:name="HTML Keyboard"/>
-    <w:lsdException w:unhideWhenUsed="0" w:uiPriority="0" w:semiHidden="0" w:name="HTML Preformatted"/>
+    <w:lsdException w:qFormat="1" w:unhideWhenUsed="0" w:uiPriority="0" w:semiHidden="0" w:name="HTML Preformatted"/>
     <w:lsdException w:unhideWhenUsed="0" w:uiPriority="0" w:semiHidden="0" w:name="HTML Sample"/>
     <w:lsdException w:unhideWhenUsed="0" w:uiPriority="0" w:semiHidden="0" w:name="HTML Typewriter"/>
     <w:lsdException w:unhideWhenUsed="0" w:uiPriority="0" w:semiHidden="0" w:name="HTML Variable"/>
@@ -415,6 +896,24 @@
     </w:rPr>
   </w:style>
   <w:style w:type="paragraph" w:styleId="2">
+    <w:name w:val="heading 1"/>
+    <w:basedOn w:val="1"/>
+    <w:next w:val="1"/>
+    <w:qFormat/>
+    <w:uiPriority w:val="0"/>
+    <w:pPr>
+      <w:keepNext/>
+      <w:keepLines/>
+      <w:spacing w:before="340" w:beforeLines="0" w:beforeAutospacing="0" w:after="330" w:afterLines="0" w:afterAutospacing="0" w:line="576" w:lineRule="auto"/>
+      <w:outlineLvl w:val="0"/>
+    </w:pPr>
+    <w:rPr>
+      <w:b/>
+      <w:kern w:val="44"/>
+      <w:sz w:val="44"/>
+    </w:rPr>
+  </w:style>
+  <w:style w:type="paragraph" w:styleId="3">
     <w:name w:val="heading 3"/>
     <w:basedOn w:val="1"/>
     <w:next w:val="1"/>
@@ -436,13 +935,13 @@
       <w:lang w:val="en-US" w:eastAsia="zh-CN" w:bidi="ar"/>
     </w:rPr>
   </w:style>
-  <w:style w:type="character" w:default="1" w:styleId="4">
+  <w:style w:type="character" w:default="1" w:styleId="5">
     <w:name w:val="Default Paragraph Font"/>
     <w:semiHidden/>
     <w:qFormat/>
     <w:uiPriority w:val="0"/>
   </w:style>
-  <w:style w:type="table" w:default="1" w:styleId="3">
+  <w:style w:type="table" w:default="1" w:styleId="4">
     <w:name w:val="Normal Table"/>
     <w:semiHidden/>
     <w:qFormat/>
@@ -455,6 +954,16 @@
         <w:right w:w="108" w:type="dxa"/>
       </w:tblCellMar>
     </w:tblPr>
+  </w:style>
+  <w:style w:type="character" w:styleId="6">
+    <w:name w:val="HTML Code"/>
+    <w:basedOn w:val="5"/>
+    <w:qFormat/>
+    <w:uiPriority w:val="0"/>
+    <w:rPr>
+      <w:rFonts w:ascii="Courier New" w:hAnsi="Courier New"/>
+      <w:sz w:val="20"/>
+    </w:rPr>
   </w:style>
 </w:styles>
 </file>

--- a/Doc/宏修改方法.docx
+++ b/Doc/宏修改方法.docx
@@ -29,7 +29,7 @@
           <w:szCs w:val="18"/>
           <w:lang w:val="en-US" w:eastAsia="zh-CN"/>
         </w:rPr>
-        <w:t>切换双路 四路的宏:BSP\vehicle_config</w:t>
+        <w:t>切换双路、四路驱动的宏：BSP/vehicle_config.h</w:t>
       </w:r>
     </w:p>
     <w:p>
@@ -103,22 +103,22 @@
           <w:rFonts w:hint="eastAsia"/>
           <w:lang w:val="en-US" w:eastAsia="zh-CN"/>
         </w:rPr>
-        <w:t>注意：启用双路时会空出来spi1给lcd使用；否则只能重映射spi3或者和陀螺仪共用spi2（不建议）</w:t>
-      </w:r>
-    </w:p>
-    <w:p>
-      <w:pPr>
-        <w:rPr>
-          <w:rFonts w:hint="default"/>
-          <w:lang w:val="en-US" w:eastAsia="zh-CN"/>
-        </w:rPr>
-      </w:pPr>
-      <w:r>
-        <w:rPr>
-          <w:rFonts w:hint="eastAsia"/>
-          <w:lang w:val="en-US" w:eastAsia="zh-CN"/>
-        </w:rPr>
-        <w:t>建议：启用四路时关闭APP\lcd_ui中的lcd使能。不要使用lcd功能</w:t>
+        <w:t>说明：2WD 时 SPI1 可用于 LCD；4WD 时 PA6/PA7 被后编码器占用，当前代码会让 LCD 改用 SPI2，与 ICM-20948 共用总线。</w:t>
+      </w:r>
+    </w:p>
+    <w:p>
+      <w:pPr>
+        <w:rPr>
+          <w:rFonts w:hint="default"/>
+          <w:lang w:val="en-US" w:eastAsia="zh-CN"/>
+        </w:rPr>
+      </w:pPr>
+      <w:r>
+        <w:rPr>
+          <w:rFonts w:hint="eastAsia"/>
+          <w:lang w:val="en-US" w:eastAsia="zh-CN"/>
+        </w:rPr>
+        <w:t>建议：4WD 下在联合验证完成前，将 APP/lcd_ui.h 中的 LCD_UI_ENABLE 设为 0U，暂不使用 LCD。</w:t>
       </w:r>
     </w:p>
     <w:p>
@@ -150,7 +150,7 @@
           <w:szCs w:val="18"/>
           <w:lang w:val="en-US" w:eastAsia="zh-CN"/>
         </w:rPr>
-        <w:t>切换无MCU or 有MCU灰度传感器：Driver\drv_gray_sensor</w:t>
+        <w:t>切换灰度来源：Driver/drv_gray_sensor.h</w:t>
       </w:r>
       <w:r>
         <w:rPr>
@@ -160,7 +160,6 @@
           <w:szCs w:val="18"/>
           <w:lang w:val="en-US" w:eastAsia="zh-CN"/>
         </w:rPr>
-        <w:tab/>
       </w:r>
     </w:p>
     <w:p>
@@ -257,151 +256,151 @@
           <w:szCs w:val="18"/>
           <w:lang w:val="en-US" w:eastAsia="zh-CN"/>
         </w:rPr>
-        <w:t>灰度传感器阈值的宏Algorithm\line_detect</w:t>
-      </w:r>
-    </w:p>
-    <w:p>
-      <w:pPr>
-        <w:tabs>
-          <w:tab w:val="left" w:pos="6141"/>
-        </w:tabs>
-        <w:rPr>
-          <w:rFonts w:hint="default"/>
-          <w:lang w:val="en-US" w:eastAsia="zh-CN"/>
-        </w:rPr>
-      </w:pPr>
-      <w:r>
-        <w:rPr>
-          <w:rFonts w:hint="default"/>
-          <w:lang w:val="en-US" w:eastAsia="zh-CN"/>
-        </w:rPr>
-        <w:t>#define LINE_DETECT_DEFAULT_THRESHOLD_0 751</w:t>
-      </w:r>
-    </w:p>
-    <w:p>
-      <w:pPr>
-        <w:tabs>
-          <w:tab w:val="left" w:pos="6141"/>
-        </w:tabs>
-        <w:rPr>
-          <w:rFonts w:hint="default"/>
-          <w:lang w:val="en-US" w:eastAsia="zh-CN"/>
-        </w:rPr>
-      </w:pPr>
-      <w:r>
-        <w:rPr>
-          <w:rFonts w:hint="default"/>
-          <w:lang w:val="en-US" w:eastAsia="zh-CN"/>
-        </w:rPr>
-        <w:t>#define LINE_DETECT_DEFAULT_THRESHOLD_1 1405</w:t>
-      </w:r>
-    </w:p>
-    <w:p>
-      <w:pPr>
-        <w:tabs>
-          <w:tab w:val="left" w:pos="6141"/>
-        </w:tabs>
-        <w:rPr>
-          <w:rFonts w:hint="default"/>
-          <w:lang w:val="en-US" w:eastAsia="zh-CN"/>
-        </w:rPr>
-      </w:pPr>
-      <w:r>
-        <w:rPr>
-          <w:rFonts w:hint="default"/>
-          <w:lang w:val="en-US" w:eastAsia="zh-CN"/>
-        </w:rPr>
-        <w:t>#define LINE_DETECT_DEFAULT_THRESHOLD_2 1942</w:t>
-      </w:r>
-    </w:p>
-    <w:p>
-      <w:pPr>
-        <w:tabs>
-          <w:tab w:val="left" w:pos="6141"/>
-        </w:tabs>
-        <w:rPr>
-          <w:rFonts w:hint="default"/>
-          <w:lang w:val="en-US" w:eastAsia="zh-CN"/>
-        </w:rPr>
-      </w:pPr>
-      <w:r>
-        <w:rPr>
-          <w:rFonts w:hint="default"/>
-          <w:lang w:val="en-US" w:eastAsia="zh-CN"/>
-        </w:rPr>
-        <w:t>#define LINE_DETECT_DEFAULT_THRESHOLD_3 2027</w:t>
-      </w:r>
-    </w:p>
-    <w:p>
-      <w:pPr>
-        <w:tabs>
-          <w:tab w:val="left" w:pos="6141"/>
-        </w:tabs>
-        <w:rPr>
-          <w:rFonts w:hint="default"/>
-          <w:lang w:val="en-US" w:eastAsia="zh-CN"/>
-        </w:rPr>
-      </w:pPr>
-      <w:r>
-        <w:rPr>
-          <w:rFonts w:hint="default"/>
-          <w:lang w:val="en-US" w:eastAsia="zh-CN"/>
-        </w:rPr>
-        <w:t>#define LINE_DETECT_DEFAULT_THRESHOLD_4 1928</w:t>
-      </w:r>
-    </w:p>
-    <w:p>
-      <w:pPr>
-        <w:tabs>
-          <w:tab w:val="left" w:pos="6141"/>
-        </w:tabs>
-        <w:rPr>
-          <w:rFonts w:hint="default"/>
-          <w:lang w:val="en-US" w:eastAsia="zh-CN"/>
-        </w:rPr>
-      </w:pPr>
-      <w:r>
-        <w:rPr>
-          <w:rFonts w:hint="default"/>
-          <w:lang w:val="en-US" w:eastAsia="zh-CN"/>
-        </w:rPr>
-        <w:t>#define LINE_DETECT_DEFAULT_THRESHOLD_5 1734</w:t>
-      </w:r>
-    </w:p>
-    <w:p>
-      <w:pPr>
-        <w:tabs>
-          <w:tab w:val="left" w:pos="6141"/>
-        </w:tabs>
-        <w:rPr>
-          <w:rFonts w:hint="default"/>
-          <w:lang w:val="en-US" w:eastAsia="zh-CN"/>
-        </w:rPr>
-      </w:pPr>
-      <w:r>
-        <w:rPr>
-          <w:rFonts w:hint="default"/>
-          <w:lang w:val="en-US" w:eastAsia="zh-CN"/>
-        </w:rPr>
-        <w:t>#define LINE_DETECT_DEFAULT_THRESHOLD_6 1742</w:t>
-      </w:r>
-    </w:p>
-    <w:p>
-      <w:pPr>
-        <w:tabs>
-          <w:tab w:val="left" w:pos="6141"/>
-        </w:tabs>
-        <w:rPr>
-          <w:rFonts w:hint="default"/>
-          <w:lang w:val="en-US" w:eastAsia="zh-CN"/>
-        </w:rPr>
-      </w:pPr>
-      <w:r>
-        <w:rPr>
-          <w:rFonts w:hint="default"/>
-          <w:lang w:val="en-US" w:eastAsia="zh-CN"/>
-        </w:rPr>
-        <w:t>#define LINE_DETECT_DEFAULT_THRESHOLD_7 1718</w:t>
+        <w:t>修改灰度的 8 个默认值：Algorithm/line_detect.h</w:t>
+      </w:r>
+    </w:p>
+    <w:p>
+      <w:pPr>
+        <w:tabs>
+          <w:tab w:val="left" w:pos="6141"/>
+        </w:tabs>
+        <w:rPr>
+          <w:rFonts w:hint="default"/>
+          <w:lang w:val="en-US" w:eastAsia="zh-CN"/>
+        </w:rPr>
+      </w:pPr>
+      <w:r>
+        <w:rPr>
+          <w:rFonts w:hint="default"/>
+          <w:lang w:val="en-US" w:eastAsia="zh-CN"/>
+        </w:rPr>
+        <w:t>#define LINE_DETECT_DEFAULT_THRESHOLD_0 1774U</w:t>
+      </w:r>
+    </w:p>
+    <w:p>
+      <w:pPr>
+        <w:tabs>
+          <w:tab w:val="left" w:pos="6141"/>
+        </w:tabs>
+        <w:rPr>
+          <w:rFonts w:hint="default"/>
+          <w:lang w:val="en-US" w:eastAsia="zh-CN"/>
+        </w:rPr>
+      </w:pPr>
+      <w:r>
+        <w:rPr>
+          <w:rFonts w:hint="default"/>
+          <w:lang w:val="en-US" w:eastAsia="zh-CN"/>
+        </w:rPr>
+        <w:t>#define LINE_DETECT_DEFAULT_THRESHOLD_1 1830U</w:t>
+      </w:r>
+    </w:p>
+    <w:p>
+      <w:pPr>
+        <w:tabs>
+          <w:tab w:val="left" w:pos="6141"/>
+        </w:tabs>
+        <w:rPr>
+          <w:rFonts w:hint="default"/>
+          <w:lang w:val="en-US" w:eastAsia="zh-CN"/>
+        </w:rPr>
+      </w:pPr>
+      <w:r>
+        <w:rPr>
+          <w:rFonts w:hint="default"/>
+          <w:lang w:val="en-US" w:eastAsia="zh-CN"/>
+        </w:rPr>
+        <w:t>#define LINE_DETECT_DEFAULT_THRESHOLD_2 2995U</w:t>
+      </w:r>
+    </w:p>
+    <w:p>
+      <w:pPr>
+        <w:tabs>
+          <w:tab w:val="left" w:pos="6141"/>
+        </w:tabs>
+        <w:rPr>
+          <w:rFonts w:hint="default"/>
+          <w:lang w:val="en-US" w:eastAsia="zh-CN"/>
+        </w:rPr>
+      </w:pPr>
+      <w:r>
+        <w:rPr>
+          <w:rFonts w:hint="default"/>
+          <w:lang w:val="en-US" w:eastAsia="zh-CN"/>
+        </w:rPr>
+        <w:t>#define LINE_DETECT_DEFAULT_THRESHOLD_3 2762U</w:t>
+      </w:r>
+    </w:p>
+    <w:p>
+      <w:pPr>
+        <w:tabs>
+          <w:tab w:val="left" w:pos="6141"/>
+        </w:tabs>
+        <w:rPr>
+          <w:rFonts w:hint="default"/>
+          <w:lang w:val="en-US" w:eastAsia="zh-CN"/>
+        </w:rPr>
+      </w:pPr>
+      <w:r>
+        <w:rPr>
+          <w:rFonts w:hint="default"/>
+          <w:lang w:val="en-US" w:eastAsia="zh-CN"/>
+        </w:rPr>
+        <w:t>#define LINE_DETECT_DEFAULT_THRESHOLD_4 2104U</w:t>
+      </w:r>
+    </w:p>
+    <w:p>
+      <w:pPr>
+        <w:tabs>
+          <w:tab w:val="left" w:pos="6141"/>
+        </w:tabs>
+        <w:rPr>
+          <w:rFonts w:hint="default"/>
+          <w:lang w:val="en-US" w:eastAsia="zh-CN"/>
+        </w:rPr>
+      </w:pPr>
+      <w:r>
+        <w:rPr>
+          <w:rFonts w:hint="default"/>
+          <w:lang w:val="en-US" w:eastAsia="zh-CN"/>
+        </w:rPr>
+        <w:t>#define LINE_DETECT_DEFAULT_THRESHOLD_5 2505U</w:t>
+      </w:r>
+    </w:p>
+    <w:p>
+      <w:pPr>
+        <w:tabs>
+          <w:tab w:val="left" w:pos="6141"/>
+        </w:tabs>
+        <w:rPr>
+          <w:rFonts w:hint="default"/>
+          <w:lang w:val="en-US" w:eastAsia="zh-CN"/>
+        </w:rPr>
+      </w:pPr>
+      <w:r>
+        <w:rPr>
+          <w:rFonts w:hint="default"/>
+          <w:lang w:val="en-US" w:eastAsia="zh-CN"/>
+        </w:rPr>
+        <w:t>#define LINE_DETECT_DEFAULT_THRESHOLD_6 2553U</w:t>
+      </w:r>
+    </w:p>
+    <w:p>
+      <w:pPr>
+        <w:tabs>
+          <w:tab w:val="left" w:pos="6141"/>
+        </w:tabs>
+        <w:rPr>
+          <w:rFonts w:hint="default"/>
+          <w:lang w:val="en-US" w:eastAsia="zh-CN"/>
+        </w:rPr>
+      </w:pPr>
+      <w:r>
+        <w:rPr>
+          <w:rFonts w:hint="default"/>
+          <w:lang w:val="en-US" w:eastAsia="zh-CN"/>
+        </w:rPr>
+        <w:t>#define LINE_DETECT_DEFAULT_THRESHOLD_7 2336U</w:t>
       </w:r>
     </w:p>
     <w:p>
@@ -433,7 +432,7 @@
           <w:szCs w:val="18"/>
           <w:lang w:val="en-US" w:eastAsia="zh-CN"/>
         </w:rPr>
-        <w:t>启用和关闭LCD的宏：APP\lcd_ui</w:t>
+        <w:t>启用 LCD：APP/lcd_ui.h</w:t>
       </w:r>
     </w:p>
     <w:p>
@@ -509,7 +508,7 @@
           <w:szCs w:val="18"/>
           <w:lang w:val="en-US" w:eastAsia="zh-CN"/>
         </w:rPr>
-        <w:t>启用和关闭OLED的宏：Driver\drv_oled_12c   APP\oled_ui</w:t>
+        <w:t>启用 OLED：Driver/drv_oled_i2c.h、APP/oled_ui.h</w:t>
       </w:r>
     </w:p>
     <w:p>
@@ -563,7 +562,7 @@
           <w:rFonts w:hint="eastAsia"/>
           <w:lang w:val="en-US" w:eastAsia="zh-CN"/>
         </w:rPr>
-        <w:t>注意：要开启在循环中更新oled还要注册</w:t>
+        <w:t>注意：要在任务循环中更新 OLED，还需在 APP/app_task_config.h 中注册 OLED_Update</w:t>
       </w:r>
       <w:r>
         <w:rPr>
@@ -571,7 +570,6 @@
           <w:rFonts w:hint="eastAsia" w:cs="Times New Roman"/>
           <w:lang w:val="en-US" w:eastAsia="zh-CN"/>
         </w:rPr>
-        <w:t>L</w:t>
       </w:r>
       <w:bookmarkStart w:id="0" w:name="_GoBack"/>
       <w:bookmarkEnd w:id="0"/>
@@ -581,7 +579,6 @@
           <w:rFonts w:hint="eastAsia" w:cs="Times New Roman"/>
           <w:lang w:val="en-US" w:eastAsia="zh-CN"/>
         </w:rPr>
-        <w:t>CD_Update</w:t>
       </w:r>
     </w:p>
     <w:sectPr>
